--- a/structural_response_paper_v1.docx
+++ b/structural_response_paper_v1.docx
@@ -7,7 +7,7 @@
         <w:pStyle w:val="Heading1"/>
         <w:rPr/>
       </w:pPr>
-      <w:bookmarkStart w:colFirst="0" w:colLast="0" w:name="_gwdi8do0k7iz" w:id="0"/>
+      <w:bookmarkStart w:colFirst="0" w:colLast="0" w:name="_nmnxmmbd8k50" w:id="0"/>
       <w:bookmarkEnd w:id="0"/>
       <w:r>
         <w:rPr>
@@ -137,7 +137,7 @@
         <w:pStyle w:val="Heading2"/>
         <w:rPr/>
       </w:pPr>
-      <w:bookmarkStart w:colFirst="0" w:colLast="0" w:name="_qfepfc3pelwl" w:id="1"/>
+      <w:bookmarkStart w:colFirst="0" w:colLast="0" w:name="_tc4y9meu3qn1" w:id="1"/>
       <w:bookmarkEnd w:id="1"/>
       <w:r>
         <w:rPr>
@@ -202,7 +202,7 @@
         <w:pStyle w:val="Heading2"/>
         <w:rPr/>
       </w:pPr>
-      <w:bookmarkStart w:colFirst="0" w:colLast="0" w:name="_wlv8t8nu5xgf" w:id="2"/>
+      <w:bookmarkStart w:colFirst="0" w:colLast="0" w:name="_242mjsno43cx" w:id="2"/>
       <w:bookmarkEnd w:id="2"/>
       <w:r>
         <w:rPr>
@@ -299,7 +299,7 @@
         <w:pStyle w:val="Heading2"/>
         <w:rPr/>
       </w:pPr>
-      <w:bookmarkStart w:colFirst="0" w:colLast="0" w:name="_iknhfm0whr9" w:id="3"/>
+      <w:bookmarkStart w:colFirst="0" w:colLast="0" w:name="_x4bec4dzhop8" w:id="3"/>
       <w:bookmarkEnd w:id="3"/>
       <w:r>
         <w:rPr>
@@ -374,7 +374,7 @@
         <w:pStyle w:val="Heading2"/>
         <w:rPr/>
       </w:pPr>
-      <w:bookmarkStart w:colFirst="0" w:colLast="0" w:name="_afk95dfvj73" w:id="4"/>
+      <w:bookmarkStart w:colFirst="0" w:colLast="0" w:name="_9e9zvkg62ljq" w:id="4"/>
       <w:bookmarkEnd w:id="4"/>
       <w:r>
         <w:rPr>
@@ -388,7 +388,7 @@
         <w:pStyle w:val="Heading3"/>
         <w:rPr/>
       </w:pPr>
-      <w:bookmarkStart w:colFirst="0" w:colLast="0" w:name="_7x5nbdrt7hcg" w:id="5"/>
+      <w:bookmarkStart w:colFirst="0" w:colLast="0" w:name="_w5hxkygs8v1" w:id="5"/>
       <w:bookmarkEnd w:id="5"/>
       <w:r>
         <w:rPr>
@@ -513,7 +513,7 @@
         <w:pStyle w:val="Heading3"/>
         <w:rPr/>
       </w:pPr>
-      <w:bookmarkStart w:colFirst="0" w:colLast="0" w:name="_chwg7m4wvdk0" w:id="6"/>
+      <w:bookmarkStart w:colFirst="0" w:colLast="0" w:name="_ayq0j8hb0qu6" w:id="6"/>
       <w:bookmarkEnd w:id="6"/>
       <w:r>
         <w:rPr>
@@ -538,7 +538,7 @@
         <w:pStyle w:val="Heading3"/>
         <w:rPr/>
       </w:pPr>
-      <w:bookmarkStart w:colFirst="0" w:colLast="0" w:name="_yyhwyphqk4sm" w:id="7"/>
+      <w:bookmarkStart w:colFirst="0" w:colLast="0" w:name="_tf0a3rjgv50g" w:id="7"/>
       <w:bookmarkEnd w:id="7"/>
       <w:r>
         <w:rPr>
@@ -563,7 +563,7 @@
         <w:pStyle w:val="Heading2"/>
         <w:rPr/>
       </w:pPr>
-      <w:bookmarkStart w:colFirst="0" w:colLast="0" w:name="_dglsu86h2oyg" w:id="8"/>
+      <w:bookmarkStart w:colFirst="0" w:colLast="0" w:name="_f5chwfuoq3wu" w:id="8"/>
       <w:bookmarkEnd w:id="8"/>
       <w:r>
         <w:rPr>
@@ -577,7 +577,7 @@
         <w:pStyle w:val="Heading3"/>
         <w:rPr/>
       </w:pPr>
-      <w:bookmarkStart w:colFirst="0" w:colLast="0" w:name="_va3b2nvb2j42" w:id="9"/>
+      <w:bookmarkStart w:colFirst="0" w:colLast="0" w:name="_op7p347s8pj" w:id="9"/>
       <w:bookmarkEnd w:id="9"/>
       <w:r>
         <w:rPr>
@@ -638,7 +638,7 @@
         <w:pStyle w:val="Heading3"/>
         <w:rPr/>
       </w:pPr>
-      <w:bookmarkStart w:colFirst="0" w:colLast="0" w:name="_1m1xnjlbwdm7" w:id="10"/>
+      <w:bookmarkStart w:colFirst="0" w:colLast="0" w:name="_1mnizlbsga3c" w:id="10"/>
       <w:bookmarkEnd w:id="10"/>
       <w:r>
         <w:rPr>
@@ -773,7 +773,7 @@
       <w:pPr>
         <w:numPr>
           <w:ilvl w:val="0"/>
-          <w:numId w:val="2"/>
+          <w:numId w:val="4"/>
         </w:numPr>
         <w:ind w:left="720" w:hanging="360"/>
       </w:pPr>
@@ -788,7 +788,7 @@
       <w:pPr>
         <w:numPr>
           <w:ilvl w:val="0"/>
-          <w:numId w:val="2"/>
+          <w:numId w:val="4"/>
         </w:numPr>
         <w:ind w:left="720" w:hanging="360"/>
       </w:pPr>
@@ -803,7 +803,7 @@
       <w:pPr>
         <w:numPr>
           <w:ilvl w:val="0"/>
-          <w:numId w:val="2"/>
+          <w:numId w:val="4"/>
         </w:numPr>
         <w:ind w:left="720" w:hanging="360"/>
       </w:pPr>
@@ -818,7 +818,7 @@
       <w:pPr>
         <w:numPr>
           <w:ilvl w:val="0"/>
-          <w:numId w:val="2"/>
+          <w:numId w:val="4"/>
         </w:numPr>
         <w:ind w:left="720" w:hanging="360"/>
       </w:pPr>
@@ -834,7 +834,7 @@
         <w:pStyle w:val="Heading3"/>
         <w:rPr/>
       </w:pPr>
-      <w:bookmarkStart w:colFirst="0" w:colLast="0" w:name="_bdkg9z1cuw4s" w:id="11"/>
+      <w:bookmarkStart w:colFirst="0" w:colLast="0" w:name="_d7wpz6wngwob" w:id="11"/>
       <w:bookmarkEnd w:id="11"/>
       <w:r>
         <w:rPr>
@@ -859,7 +859,7 @@
         <w:pStyle w:val="Heading3"/>
         <w:rPr/>
       </w:pPr>
-      <w:bookmarkStart w:colFirst="0" w:colLast="0" w:name="_4uil88wxi59g" w:id="12"/>
+      <w:bookmarkStart w:colFirst="0" w:colLast="0" w:name="_ex3o1usxyev1" w:id="12"/>
       <w:bookmarkEnd w:id="12"/>
       <w:r>
         <w:rPr>
@@ -1159,7 +1159,7 @@
         <w:pStyle w:val="Heading2"/>
         <w:rPr/>
       </w:pPr>
-      <w:bookmarkStart w:colFirst="0" w:colLast="0" w:name="_wkjm46leqe65" w:id="13"/>
+      <w:bookmarkStart w:colFirst="0" w:colLast="0" w:name="_sfi70fuxw8v6" w:id="13"/>
       <w:bookmarkEnd w:id="13"/>
       <w:r>
         <w:rPr>
@@ -1220,7 +1220,7 @@
         <w:pStyle w:val="Heading2"/>
         <w:rPr/>
       </w:pPr>
-      <w:bookmarkStart w:colFirst="0" w:colLast="0" w:name="_o7a048qr0b3c" w:id="14"/>
+      <w:bookmarkStart w:colFirst="0" w:colLast="0" w:name="_gz42isf7pzvi" w:id="14"/>
       <w:bookmarkEnd w:id="14"/>
       <w:r>
         <w:rPr>
@@ -1234,7 +1234,7 @@
         <w:pStyle w:val="Heading3"/>
         <w:rPr/>
       </w:pPr>
-      <w:bookmarkStart w:colFirst="0" w:colLast="0" w:name="_omvnmb7ede6m" w:id="15"/>
+      <w:bookmarkStart w:colFirst="0" w:colLast="0" w:name="_g8y2ovbjse" w:id="15"/>
       <w:bookmarkEnd w:id="15"/>
       <w:r>
         <w:rPr>
@@ -1295,7 +1295,7 @@
         <w:pStyle w:val="Heading3"/>
         <w:rPr/>
       </w:pPr>
-      <w:bookmarkStart w:colFirst="0" w:colLast="0" w:name="_hx9buhcg4o2d" w:id="16"/>
+      <w:bookmarkStart w:colFirst="0" w:colLast="0" w:name="_w3ehorm9c7q" w:id="16"/>
       <w:bookmarkEnd w:id="16"/>
       <w:r>
         <w:rPr>
@@ -1420,7 +1420,7 @@
         <w:pStyle w:val="Heading3"/>
         <w:rPr/>
       </w:pPr>
-      <w:bookmarkStart w:colFirst="0" w:colLast="0" w:name="_p2sdnq4bq232" w:id="17"/>
+      <w:bookmarkStart w:colFirst="0" w:colLast="0" w:name="_aelbssqy7111" w:id="17"/>
       <w:bookmarkEnd w:id="17"/>
       <w:r>
         <w:rPr>
@@ -1533,7 +1533,7 @@
         <w:pStyle w:val="Heading3"/>
         <w:rPr/>
       </w:pPr>
-      <w:bookmarkStart w:colFirst="0" w:colLast="0" w:name="_6yz33ustirpl" w:id="18"/>
+      <w:bookmarkStart w:colFirst="0" w:colLast="0" w:name="_lj58jtbn7gw5" w:id="18"/>
       <w:bookmarkEnd w:id="18"/>
       <w:r>
         <w:rPr>
@@ -1558,7 +1558,7 @@
         <w:pStyle w:val="Heading2"/>
         <w:rPr/>
       </w:pPr>
-      <w:bookmarkStart w:colFirst="0" w:colLast="0" w:name="_5u0594jbqiy8" w:id="19"/>
+      <w:bookmarkStart w:colFirst="0" w:colLast="0" w:name="_g8tgiqcf34u3" w:id="19"/>
       <w:bookmarkEnd w:id="19"/>
       <w:r>
         <w:rPr>
@@ -1619,7 +1619,7 @@
         <w:pStyle w:val="Heading2"/>
         <w:rPr/>
       </w:pPr>
-      <w:bookmarkStart w:colFirst="0" w:colLast="0" w:name="_3gxgs5ask6x4" w:id="20"/>
+      <w:bookmarkStart w:colFirst="0" w:colLast="0" w:name="_7wdqtzei4769" w:id="20"/>
       <w:bookmarkEnd w:id="20"/>
       <w:r>
         <w:rPr>
@@ -1704,7 +1704,7 @@
       <w:pPr>
         <w:numPr>
           <w:ilvl w:val="0"/>
-          <w:numId w:val="1"/>
+          <w:numId w:val="2"/>
         </w:numPr>
         <w:ind w:left="720" w:hanging="360"/>
       </w:pPr>
@@ -1719,7 +1719,7 @@
       <w:pPr>
         <w:numPr>
           <w:ilvl w:val="0"/>
-          <w:numId w:val="1"/>
+          <w:numId w:val="2"/>
         </w:numPr>
         <w:ind w:left="720" w:hanging="360"/>
       </w:pPr>
@@ -1734,7 +1734,7 @@
       <w:pPr>
         <w:numPr>
           <w:ilvl w:val="0"/>
-          <w:numId w:val="1"/>
+          <w:numId w:val="2"/>
         </w:numPr>
         <w:ind w:left="720" w:hanging="360"/>
       </w:pPr>
@@ -1749,7 +1749,7 @@
       <w:pPr>
         <w:numPr>
           <w:ilvl w:val="0"/>
-          <w:numId w:val="1"/>
+          <w:numId w:val="2"/>
         </w:numPr>
         <w:ind w:left="720" w:hanging="360"/>
       </w:pPr>
@@ -1764,7 +1764,7 @@
       <w:pPr>
         <w:numPr>
           <w:ilvl w:val="0"/>
-          <w:numId w:val="1"/>
+          <w:numId w:val="2"/>
         </w:numPr>
         <w:ind w:left="720" w:hanging="360"/>
       </w:pPr>
@@ -1816,7 +1816,7 @@
         <w:pStyle w:val="Heading2"/>
         <w:rPr/>
       </w:pPr>
-      <w:bookmarkStart w:colFirst="0" w:colLast="0" w:name="_cedau9y4i03r" w:id="21"/>
+      <w:bookmarkStart w:colFirst="0" w:colLast="0" w:name="_9hebjjymvi3y" w:id="21"/>
       <w:bookmarkEnd w:id="21"/>
       <w:r>
         <w:rPr>
@@ -1865,7 +1865,7 @@
       <w:pPr>
         <w:numPr>
           <w:ilvl w:val="0"/>
-          <w:numId w:val="4"/>
+          <w:numId w:val="1"/>
         </w:numPr>
         <w:ind w:left="720" w:hanging="360"/>
       </w:pPr>
@@ -1880,7 +1880,7 @@
       <w:pPr>
         <w:numPr>
           <w:ilvl w:val="0"/>
-          <w:numId w:val="4"/>
+          <w:numId w:val="1"/>
         </w:numPr>
         <w:ind w:left="720" w:hanging="360"/>
       </w:pPr>
@@ -1895,7 +1895,7 @@
       <w:pPr>
         <w:numPr>
           <w:ilvl w:val="0"/>
-          <w:numId w:val="4"/>
+          <w:numId w:val="1"/>
         </w:numPr>
         <w:ind w:left="720" w:hanging="360"/>
       </w:pPr>
@@ -1910,7 +1910,7 @@
       <w:pPr>
         <w:numPr>
           <w:ilvl w:val="0"/>
-          <w:numId w:val="4"/>
+          <w:numId w:val="1"/>
         </w:numPr>
         <w:ind w:left="720" w:hanging="360"/>
       </w:pPr>
@@ -1925,7 +1925,7 @@
       <w:pPr>
         <w:numPr>
           <w:ilvl w:val="0"/>
-          <w:numId w:val="4"/>
+          <w:numId w:val="1"/>
         </w:numPr>
         <w:ind w:left="720" w:hanging="360"/>
       </w:pPr>
@@ -1940,7 +1940,7 @@
       <w:pPr>
         <w:numPr>
           <w:ilvl w:val="0"/>
-          <w:numId w:val="4"/>
+          <w:numId w:val="1"/>
         </w:numPr>
         <w:ind w:left="720" w:hanging="360"/>
       </w:pPr>
@@ -1992,7 +1992,7 @@
         <w:pStyle w:val="Heading2"/>
         <w:rPr/>
       </w:pPr>
-      <w:bookmarkStart w:colFirst="0" w:colLast="0" w:name="_alqre6qcm9vt" w:id="22"/>
+      <w:bookmarkStart w:colFirst="0" w:colLast="0" w:name="_2lb5w8149dm8" w:id="22"/>
       <w:bookmarkEnd w:id="22"/>
       <w:r>
         <w:rPr>
@@ -2107,7 +2107,7 @@
         <w:pStyle w:val="Heading2"/>
         <w:rPr/>
       </w:pPr>
-      <w:bookmarkStart w:colFirst="0" w:colLast="0" w:name="_k9v35qmfa9zu" w:id="23"/>
+      <w:bookmarkStart w:colFirst="0" w:colLast="0" w:name="_c74lfamwd8y" w:id="23"/>
       <w:bookmarkEnd w:id="23"/>
       <w:r>
         <w:rPr>
@@ -2879,8 +2879,8 @@
   <w:abstractNum w:abstractNumId="1">
     <w:lvl w:ilvl="0">
       <w:start w:val="1"/>
-      <w:numFmt w:val="bullet"/>
-      <w:lvlText w:val="-"/>
+      <w:numFmt w:val="decimal"/>
+      <w:lvlText w:val="%1."/>
       <w:lvlJc w:val="left"/>
       <w:pPr>
         <w:ind w:left="720" w:hanging="360"/>
@@ -3533,8 +3533,8 @@
   <w:abstractNum w:abstractNumId="4">
     <w:lvl w:ilvl="0">
       <w:start w:val="1"/>
-      <w:numFmt w:val="decimal"/>
-      <w:lvlText w:val="%1."/>
+      <w:numFmt w:val="bullet"/>
+      <w:lvlText w:val="-"/>
       <w:lvlJc w:val="left"/>
       <w:pPr>
         <w:ind w:left="720" w:hanging="360"/>
